--- a/Doc y Bitácora/Bitácora...docx
+++ b/Doc y Bitácora/Bitácora...docx
@@ -1280,21 +1280,7 @@
         <w:rPr>
           <w:lang w:val="es-GT"/>
         </w:rPr>
-        <w:t xml:space="preserve">Durante estos dos días se trabajó en el Nivel 7 de </w:t>
-      </w:r>
-      <w:proofErr w:type="spellStart"/>
-      <w:r>
-        <w:rPr>
-          <w:lang w:val="es-GT"/>
-        </w:rPr>
-        <w:t>HojaClara</w:t>
-      </w:r>
-      <w:proofErr w:type="spellEnd"/>
-      <w:r>
-        <w:rPr>
-          <w:lang w:val="es-GT"/>
-        </w:rPr>
-        <w:t xml:space="preserve">, enfocado en la persistencia de datos y la exportación de la hoja. Primero se implementaron las funciones </w:t>
+        <w:t xml:space="preserve">Durante estos dos días se trabajó en el Nivel 7 de HojaClara, enfocado en la persistencia de datos y la exportación de la hoja. Primero se implementaron las funciones </w:t>
       </w:r>
       <w:proofErr w:type="spellStart"/>
       <w:proofErr w:type="gramStart"/>
@@ -1459,64 +1445,22 @@
         <w:rPr>
           <w:lang w:val="es-GT"/>
         </w:rPr>
-        <w:t xml:space="preserve">Durante este nivel se implementaron varias mejoras adicionales en </w:t>
-      </w:r>
-      <w:proofErr w:type="spellStart"/>
-      <w:r>
-        <w:rPr>
-          <w:lang w:val="es-GT"/>
-        </w:rPr>
-        <w:t>HojaClara</w:t>
-      </w:r>
-      <w:proofErr w:type="spellEnd"/>
-      <w:r>
-        <w:rPr>
-          <w:lang w:val="es-GT"/>
-        </w:rPr>
-        <w:t>. Se agregó resaltado condicional para mostrar en rojo los valores negativos y navegación entre celdas utilizando las flechas y la tecla Enter, mostrando un borde verde en la celda seleccionada.</w:t>
-      </w:r>
-    </w:p>
-    <w:p>
-      <w:pPr>
-        <w:spacing w:before="240" w:after="240"/>
-        <w:jc w:val="both"/>
-        <w:rPr>
-          <w:lang w:val="es-GT"/>
-        </w:rPr>
-      </w:pPr>
-      <w:r>
-        <w:rPr>
-          <w:lang w:val="es-GT"/>
-        </w:rPr>
-        <w:t xml:space="preserve">También se incorporó formato numérico por celda, permitiendo mostrar valores en formato normal, moneda en quetzales, porcentaje y decimal. Además, se implementó un historial para deshacer y rehacer cambios mediante </w:t>
-      </w:r>
-      <w:proofErr w:type="spellStart"/>
-      <w:r>
-        <w:rPr>
-          <w:lang w:val="es-GT"/>
-        </w:rPr>
-        <w:t>Ctrl+Z</w:t>
-      </w:r>
-      <w:proofErr w:type="spellEnd"/>
-      <w:r>
-        <w:rPr>
-          <w:lang w:val="es-GT"/>
-        </w:rPr>
-        <w:t xml:space="preserve"> y </w:t>
-      </w:r>
-      <w:proofErr w:type="spellStart"/>
-      <w:r>
-        <w:rPr>
-          <w:lang w:val="es-GT"/>
-        </w:rPr>
-        <w:t>Ctrl+Y</w:t>
-      </w:r>
-      <w:proofErr w:type="spellEnd"/>
-      <w:r>
-        <w:rPr>
-          <w:lang w:val="es-GT"/>
-        </w:rPr>
-        <w:t>.</w:t>
+        <w:t>Durante este nivel se implementaron varias mejoras adicionales en HojaClara. Se agregó resaltado condicional para mostrar en rojo los valores negativos y navegación entre celdas utilizando las flechas y la tecla Enter, mostrando un borde verde en la celda seleccionada.</w:t>
+      </w:r>
+    </w:p>
+    <w:p>
+      <w:pPr>
+        <w:spacing w:before="240" w:after="240"/>
+        <w:jc w:val="both"/>
+        <w:rPr>
+          <w:lang w:val="es-GT"/>
+        </w:rPr>
+      </w:pPr>
+      <w:r>
+        <w:rPr>
+          <w:lang w:val="es-GT"/>
+        </w:rPr>
+        <w:t>También se incorporó formato numérico por celda, permitiendo mostrar valores en formato normal, moneda en quetzales, porcentaje y decimal. Además, se implementó un historial para deshacer y rehacer cambios mediante Ctrl+Z y Ctrl+Y.</w:t>
       </w:r>
     </w:p>
     <w:p>
@@ -1752,7 +1696,6 @@
         </w:rPr>
         <w:t xml:space="preserve">Durante esta sesión se trabajó en los últimos ajustes del proyecto </w:t>
       </w:r>
-      <w:proofErr w:type="spellStart"/>
       <w:r>
         <w:rPr>
           <w:color w:val="9BBB59" w:themeColor="accent3"/>
@@ -1760,7 +1703,6 @@
         </w:rPr>
         <w:t>HojaClara</w:t>
       </w:r>
-      <w:proofErr w:type="spellEnd"/>
       <w:r>
         <w:rPr>
           <w:lang w:val="es-GT"/>
@@ -1878,7 +1820,6 @@
         </w:rPr>
         <w:t xml:space="preserve">Se completó también la explicación de la estructura de datos utilizada en </w:t>
       </w:r>
-      <w:proofErr w:type="spellStart"/>
       <w:r>
         <w:rPr>
           <w:color w:val="9BBB59" w:themeColor="accent3"/>
@@ -1886,7 +1827,6 @@
         </w:rPr>
         <w:t>HojaClara</w:t>
       </w:r>
-      <w:proofErr w:type="spellEnd"/>
       <w:r>
         <w:rPr>
           <w:lang w:val="es-GT"/>
@@ -1921,7 +1861,6 @@
         </w:rPr>
         <w:t xml:space="preserve">Finalmente, se agregó al manual la forma de utilizar </w:t>
       </w:r>
-      <w:proofErr w:type="spellStart"/>
       <w:r>
         <w:rPr>
           <w:color w:val="9BBB59" w:themeColor="accent3"/>
@@ -1929,7 +1868,6 @@
         </w:rPr>
         <w:t>HojaClara</w:t>
       </w:r>
-      <w:proofErr w:type="spellEnd"/>
       <w:r>
         <w:rPr>
           <w:lang w:val="es-GT"/>
@@ -1948,16 +1886,17 @@
       </w:pPr>
       <w:r>
         <w:rPr>
+          <w:noProof/>
           <w:lang w:val="es-GT"/>
         </w:rPr>
         <w:drawing>
-          <wp:anchor distT="0" distB="0" distL="114300" distR="114300" simplePos="0" relativeHeight="251664384" behindDoc="0" locked="0" layoutInCell="1" allowOverlap="1" wp14:anchorId="5DB9F0CE" wp14:editId="30A062DF">
+          <wp:anchor distT="0" distB="0" distL="114300" distR="114300" simplePos="0" relativeHeight="251664384" behindDoc="0" locked="0" layoutInCell="1" allowOverlap="1" wp14:anchorId="5DB9F0CE" wp14:editId="1E534A07">
             <wp:simplePos x="0" y="0"/>
             <wp:positionH relativeFrom="column">
-              <wp:posOffset>894715</wp:posOffset>
+              <wp:posOffset>1054735</wp:posOffset>
             </wp:positionH>
             <wp:positionV relativeFrom="paragraph">
-              <wp:posOffset>353060</wp:posOffset>
+              <wp:posOffset>141605</wp:posOffset>
             </wp:positionV>
             <wp:extent cx="3718560" cy="3164215"/>
             <wp:effectExtent l="0" t="0" r="0" b="0"/>
@@ -2007,8 +1946,78 @@
         </w:drawing>
       </w:r>
     </w:p>
+    <w:p>
+      <w:pPr>
+        <w:tabs>
+          <w:tab w:val="left" w:pos="3036"/>
+        </w:tabs>
+        <w:rPr>
+          <w:lang w:val="es-GT"/>
+        </w:rPr>
+      </w:pPr>
+    </w:p>
+    <w:p>
+      <w:pPr>
+        <w:rPr>
+          <w:lang w:val="es-GT"/>
+        </w:rPr>
+      </w:pPr>
+      <w:r>
+        <w:rPr>
+          <w:lang w:val="es-GT"/>
+        </w:rPr>
+        <w:br w:type="page"/>
+      </w:r>
+    </w:p>
+    <w:p>
+      <w:pPr>
+        <w:tabs>
+          <w:tab w:val="left" w:pos="3036"/>
+        </w:tabs>
+        <w:jc w:val="both"/>
+        <w:rPr>
+          <w:b/>
+          <w:bCs/>
+        </w:rPr>
+      </w:pPr>
+      <w:r>
+        <w:rPr>
+          <w:b/>
+          <w:bCs/>
+        </w:rPr>
+        <w:lastRenderedPageBreak/>
+        <w:t>14 de septiembre</w:t>
+      </w:r>
+    </w:p>
+    <w:p>
+      <w:pPr>
+        <w:tabs>
+          <w:tab w:val="left" w:pos="3036"/>
+        </w:tabs>
+        <w:jc w:val="both"/>
+      </w:pPr>
+    </w:p>
+    <w:p>
+      <w:pPr>
+        <w:tabs>
+          <w:tab w:val="left" w:pos="3036"/>
+        </w:tabs>
+        <w:jc w:val="both"/>
+        <w:rPr>
+          <w:lang w:val="es-GT"/>
+        </w:rPr>
+      </w:pPr>
+      <w:r>
+        <w:t xml:space="preserve">Se realizó la grabación del video solicitado para la presentación del proyecto </w:t>
+      </w:r>
+      <w:r>
+        <w:t>Hoja Clara</w:t>
+      </w:r>
+      <w:r>
+        <w:t>. Durante el video se explicó el funcionamiento general de la aplicación, mostrando las principales características implementadas y la forma en que el usuario puede interactuar con el sistema. También se presentó una demostración práctica de las funcionalidades desarrolladas para evidenciar el correcto funcionamiento del proyecto.</w:t>
+      </w:r>
+    </w:p>
     <w:sectPr>
-      <w:footerReference w:type="default" r:id="rId12"/>
       <w:pgSz w:w="11909" w:h="16834"/>
       <w:pgMar w:top="1440" w:right="1440" w:bottom="1440" w:left="1440" w:header="720" w:footer="720" w:gutter="0"/>
       <w:pgNumType w:start="1"/>
@@ -2041,12 +2050,6 @@
     </w:p>
   </w:endnote>
 </w:endnotes>
-</file>
-
-<file path=word/footer1.xml><?xml version="1.0" encoding="utf-8"?>
-<w:ftr xmlns:wpc="http://schemas.microsoft.com/office/word/2010/wordprocessingCanvas" xmlns:cx="http://schemas.microsoft.com/office/drawing/2014/chartex" xmlns:cx1="http://schemas.microsoft.com/office/drawing/2015/9/8/chartex" xmlns:cx2="http://schemas.microsoft.com/office/drawing/2015/10/21/chartex" xmlns:cx3="http://schemas.microsoft.com/office/drawing/2016/5/9/chartex" xmlns:cx4="http://schemas.microsoft.com/office/drawing/2016/5/10/chartex" xmlns:cx5="http://schemas.microsoft.com/office/drawing/2016/5/11/chartex" xmlns:cx6="http://schemas.microsoft.com/office/drawing/2016/5/12/chartex" xmlns:cx7="http://schemas.microsoft.com/office/drawing/2016/5/13/chartex" xmlns:cx8="http://schemas.microsoft.com/office/drawing/2016/5/14/chartex" xmlns:mc="http://schemas.openxmlformats.org/markup-compatibility/2006" xmlns:aink="http://schemas.microsoft.com/office/drawing/2016/ink" xmlns:am3d="http://schemas.microsoft.com/office/drawing/2017/model3d" xmlns:o="urn:schemas-microsoft-com:office:office" xmlns:oel="http://schemas.microsoft.com/office/2019/extlst" xmlns:r="http://schemas.openxmlformats.org/officeDocument/2006/relationships" xmlns:m="http://schemas.openxmlformats.org/officeDocument/2006/math" xmlns:v="urn:schemas-microsoft-com:vml" xmlns:wp14="http://schemas.microsoft.com/office/word/2010/wordprocessingDrawing" xmlns:wp="http://schemas.openxmlformats.org/drawingml/2006/wordprocessingDrawing" xmlns:w10="urn:schemas-microsoft-com:office:word" xmlns:w="http://schemas.openxmlformats.org/wordprocessingml/2006/main" xmlns:w14="http://schemas.microsoft.com/office/word/2010/wordml" xmlns:w15="http://schemas.microsoft.com/office/word/2012/wordml" xmlns:w16cex="http://schemas.microsoft.com/office/word/2018/wordml/cex" xmlns:w16cid="http://schemas.microsoft.com/office/word/2016/wordml/cid" xmlns:w16="http://schemas.microsoft.com/office/word/2018/wordml" xmlns:w16du="http://schemas.microsoft.com/office/word/2023/wordml/word16du" xmlns:w16sdtdh="http://schemas.microsoft.com/office/word/2020/wordml/sdtdatahash" xmlns:w16sdtfl="http://schemas.microsoft.com/office/word/2024/wordml/sdtformatlock" xmlns:w16se="http://schemas.microsoft.com/office/word/2015/wordml/symex" xmlns:wpg="http://schemas.microsoft.com/office/word/2010/wordprocessingGroup" xmlns:wpi="http://schemas.microsoft.com/office/word/2010/wordprocessingInk" xmlns:wne="http://schemas.microsoft.com/office/word/2006/wordml" xmlns:wps="http://schemas.microsoft.com/office/word/2010/wordprocessingShape" mc:Ignorable="w14 w15 w16se w16cid w16 w16cex w16sdtdh w16sdtfl w16du wp14">
-  <w:p/>
-</w:ftr>
 </file>
 
 <file path=word/footnotes.xml><?xml version="1.0" encoding="utf-8"?>
@@ -2655,6 +2658,50 @@
       <w:szCs w:val="30"/>
     </w:rPr>
   </w:style>
+  <w:style w:type="paragraph" w:styleId="Encabezado">
+    <w:name w:val="header"/>
+    <w:basedOn w:val="Normal"/>
+    <w:link w:val="EncabezadoCar"/>
+    <w:uiPriority w:val="99"/>
+    <w:unhideWhenUsed/>
+    <w:rsid w:val="00EF1878"/>
+    <w:pPr>
+      <w:tabs>
+        <w:tab w:val="center" w:pos="4680"/>
+        <w:tab w:val="right" w:pos="9360"/>
+      </w:tabs>
+      <w:spacing w:line="240" w:lineRule="auto"/>
+    </w:pPr>
+  </w:style>
+  <w:style w:type="character" w:customStyle="1" w:styleId="EncabezadoCar">
+    <w:name w:val="Encabezado Car"/>
+    <w:basedOn w:val="Fuentedeprrafopredeter"/>
+    <w:link w:val="Encabezado"/>
+    <w:uiPriority w:val="99"/>
+    <w:rsid w:val="00EF1878"/>
+  </w:style>
+  <w:style w:type="paragraph" w:styleId="Piedepgina">
+    <w:name w:val="footer"/>
+    <w:basedOn w:val="Normal"/>
+    <w:link w:val="PiedepginaCar"/>
+    <w:uiPriority w:val="99"/>
+    <w:unhideWhenUsed/>
+    <w:rsid w:val="00EF1878"/>
+    <w:pPr>
+      <w:tabs>
+        <w:tab w:val="center" w:pos="4680"/>
+        <w:tab w:val="right" w:pos="9360"/>
+      </w:tabs>
+      <w:spacing w:line="240" w:lineRule="auto"/>
+    </w:pPr>
+  </w:style>
+  <w:style w:type="character" w:customStyle="1" w:styleId="PiedepginaCar">
+    <w:name w:val="Pie de página Car"/>
+    <w:basedOn w:val="Fuentedeprrafopredeter"/>
+    <w:link w:val="Piedepgina"/>
+    <w:uiPriority w:val="99"/>
+    <w:rsid w:val="00EF1878"/>
+  </w:style>
 </w:styles>
 </file>
 
